--- a/docs/Memory_Forensics_Commands_And_Execution_Runbook.docx
+++ b/docs/Memory_Forensics_Commands_And_Execution_Runbook.docx
@@ -6907,7 +6907,7 @@
                 <w:color w:val="991B1B"/>
                 <w:sz w:val="18"/>
               </w:rPr>
-              <w:t>validate_input.py</w:t>
+              <w:t>pin_model_hashes.py</w:t>
             </w:r>
           </w:p>
         </w:tc>
@@ -6932,7 +6932,7 @@
                 <w:color w:val="222222"/>
                 <w:sz w:val="18"/>
               </w:rPr>
-              <w:t>Checks a CSV (data/simulated_cobalt_strike.csv) for missing features and empty values</w:t>
+              <w:t>Records the SHA-256 of every model; the dashboard refuses unpinned or modified models</w:t>
             </w:r>
           </w:p>
         </w:tc>
@@ -6957,7 +6957,7 @@
                 <w:color w:val="222222"/>
                 <w:sz w:val="18"/>
               </w:rPr>
-              <w:t>Console output only</w:t>
+              <w:t>models/model_hashes.json (commit it after re-training)</w:t>
             </w:r>
           </w:p>
         </w:tc>
@@ -7865,7 +7865,7 @@
                 <w:color w:val="1F3864"/>
                 <w:sz w:val="21"/>
               </w:rPr>
-              <w:t>Pre-flight CSV check</w:t>
+              <w:t>Verify the audit log chain</w:t>
             </w:r>
           </w:p>
           <w:p>
@@ -7879,7 +7879,7 @@
                 <w:color w:val="991B1B"/>
                 <w:sz w:val="20"/>
               </w:rPr>
-              <w:t>python scripts/validate_input.py</w:t>
+              <w:t>python audit_log.py verify</w:t>
             </w:r>
           </w:p>
           <w:p>
@@ -7896,7 +7896,85 @@
                 <w:color w:val="555555"/>
                 <w:sz w:val="19"/>
               </w:rPr>
-              <w:t>Validation Report for '…simulated_cobalt_strike.csv': Status: PASS</w:t>
+              <w:t>VERIFIED  …logs</w:t>
+              <w:tab/>
+              <w:t>riage_audit.log  (N chained lines, 584 anchored legacy lines)</w:t>
+            </w:r>
+          </w:p>
+        </w:tc>
+      </w:tr>
+    </w:tbl>
+    <w:p>
+      <w:pPr>
+        <w:spacing w:after="40"/>
+      </w:pPr>
+    </w:p>
+    <w:tbl>
+      <w:tblPr>
+        <w:tblW w:type="auto" w:w="0"/>
+        <w:jc w:val="center"/>
+        <w:tblLook w:firstColumn="1" w:firstRow="1" w:lastColumn="0" w:lastRow="0" w:noHBand="0" w:noVBand="1" w:val="04A0"/>
+      </w:tblPr>
+      <w:tblGrid>
+        <w:gridCol w:w="9648"/>
+      </w:tblGrid>
+      <w:tr>
+        <w:tc>
+          <w:tcPr>
+            <w:tcW w:type="dxa" w:w="9648"/>
+            <w:shd w:val="clear" w:fill="F2F5F9"/>
+            <w:tcMar>
+              <w:top w:w="90" w:type="dxa"/>
+              <w:bottom w:w="90" w:type="dxa"/>
+              <w:left w:w="160" w:type="dxa"/>
+              <w:right w:w="160" w:type="dxa"/>
+            </w:tcMar>
+            <w:tcBorders>
+              <w:left w:val="single" w:sz="24" w:space="0" w:color="1F3864"/>
+              <w:top w:val="nil"/>
+              <w:right w:val="nil"/>
+              <w:bottom w:val="nil"/>
+            </w:tcBorders>
+          </w:tcPr>
+          <w:p>
+            <w:r>
+              <w:rPr>
+                <w:b/>
+                <w:color w:val="1F3864"/>
+                <w:sz w:val="21"/>
+              </w:rPr>
+              <w:t>Verify a custody manifest</w:t>
+            </w:r>
+          </w:p>
+          <w:p>
+            <w:pPr>
+              <w:spacing w:after="0"/>
+            </w:pPr>
+            <w:r>
+              <w:rPr>
+                <w:rFonts w:ascii="Consolas" w:hAnsi="Consolas"/>
+                <w:b/>
+                <w:color w:val="991B1B"/>
+                <w:sz w:val="20"/>
+              </w:rPr>
+              <w:t>python evidence_integrity.py verify outputs/cases/&lt;case&gt;/&lt;evidence-id&gt;/custody_manifest.json</w:t>
+            </w:r>
+          </w:p>
+          <w:p>
+            <w:r>
+              <w:rPr>
+                <w:b/>
+                <w:color w:val="1F3864"/>
+                <w:sz w:val="19"/>
+              </w:rPr>
+              <w:t xml:space="preserve">You should see: </w:t>
+            </w:r>
+            <w:r>
+              <w:rPr>
+                <w:color w:val="555555"/>
+                <w:sz w:val="19"/>
+              </w:rPr>
+              <w:t>VERIFIED  …custody_manifest.json  (N events)</w:t>
             </w:r>
           </w:p>
         </w:tc>

--- a/docs/Memory_Forensics_Commands_And_Execution_Runbook.docx
+++ b/docs/Memory_Forensics_Commands_And_Execution_Runbook.docx
@@ -1055,7 +1055,7 @@
                 <w:color w:val="991B1B"/>
                 <w:sz w:val="18"/>
               </w:rPr>
-              <w:t>python memdump_extractor.py "&lt;dump&gt;"</w:t>
+              <w:t>python -m memtriage.memdump_extractor "&lt;dump&gt;"</w:t>
             </w:r>
           </w:p>
         </w:tc>
@@ -1444,7 +1444,7 @@
                 <w:color w:val="991B1B"/>
                 <w:sz w:val="18"/>
               </w:rPr>
-              <w:t>python scripts/verify_data_integrity.py</w:t>
+              <w:t>python scripts/evaluation/verify_data_integrity.py</w:t>
             </w:r>
           </w:p>
         </w:tc>
@@ -1522,7 +1522,7 @@
                 <w:color w:val="991B1B"/>
                 <w:sz w:val="18"/>
               </w:rPr>
-              <w:t>python scripts/train_model.py</w:t>
+              <w:t>python scripts/training/train_model.py</w:t>
             </w:r>
           </w:p>
         </w:tc>
@@ -1600,7 +1600,7 @@
                 <w:color w:val="991B1B"/>
                 <w:sz w:val="18"/>
               </w:rPr>
-              <w:t>python scripts/evaluate_model.py</w:t>
+              <w:t>python scripts/evaluation/evaluate_model.py</w:t>
             </w:r>
           </w:p>
         </w:tc>
@@ -1652,7 +1652,7 @@
                 <w:color w:val="222222"/>
                 <w:sz w:val="18"/>
               </w:rPr>
-              <w:t>See what changed (Git)</w:t>
+              <w:t>Re-pin model hashes</w:t>
             </w:r>
           </w:p>
         </w:tc>
@@ -1678,7 +1678,7 @@
                 <w:color w:val="991B1B"/>
                 <w:sz w:val="18"/>
               </w:rPr>
-              <w:t>git status</w:t>
+              <w:t>python scripts/admin/pin_model_hashes.py</w:t>
             </w:r>
           </w:p>
         </w:tc>
@@ -1703,6 +1703,7 @@
                 <w:color w:val="222222"/>
                 <w:sz w:val="18"/>
               </w:rPr>
+              <w:t>After any re-training</w:t>
             </w:r>
           </w:p>
         </w:tc>
@@ -1729,7 +1730,7 @@
                 <w:color w:val="222222"/>
                 <w:sz w:val="18"/>
               </w:rPr>
-              <w:t>Save &amp; upload to GitHub</w:t>
+              <w:t>Verify the audit log</w:t>
             </w:r>
           </w:p>
         </w:tc>
@@ -1755,33 +1756,7 @@
                 <w:color w:val="991B1B"/>
                 <w:sz w:val="18"/>
               </w:rPr>
-              <w:t>git add -A</w:t>
-            </w:r>
-          </w:p>
-          <w:p>
-            <w:pPr>
-              <w:spacing w:after="0"/>
-            </w:pPr>
-            <w:r>
-              <w:rPr>
-                <w:rFonts w:ascii="Consolas" w:hAnsi="Consolas"/>
-                <w:color w:val="991B1B"/>
-                <w:sz w:val="18"/>
-              </w:rPr>
-              <w:t>git commit -m "&lt;message&gt;"</w:t>
-            </w:r>
-          </w:p>
-          <w:p>
-            <w:pPr>
-              <w:spacing w:after="0"/>
-            </w:pPr>
-            <w:r>
-              <w:rPr>
-                <w:rFonts w:ascii="Consolas" w:hAnsi="Consolas"/>
-                <w:color w:val="991B1B"/>
-                <w:sz w:val="18"/>
-              </w:rPr>
-              <w:t>git push origin main</w:t>
+              <w:t>python -m memtriage.audit_log verify</w:t>
             </w:r>
           </w:p>
         </w:tc>
@@ -1806,7 +1781,7 @@
                 <w:color w:val="222222"/>
                 <w:sz w:val="18"/>
               </w:rPr>
-              <w:t>Three commands, in order</w:t>
+              <w:t>VERIFIED = untouched</w:t>
             </w:r>
           </w:p>
         </w:tc>
@@ -1833,7 +1808,7 @@
                 <w:color w:val="222222"/>
                 <w:sz w:val="18"/>
               </w:rPr>
-              <w:t>Rebuild this document</w:t>
+              <w:t>Unlock / reset an account</w:t>
             </w:r>
           </w:p>
         </w:tc>
@@ -1859,7 +1834,344 @@
                 <w:color w:val="991B1B"/>
                 <w:sz w:val="18"/>
               </w:rPr>
-              <w:t>python scripts/create_commands_runbook_docx.py</w:t>
+              <w:t>python scripts/admin/manage_users.py --help</w:t>
+            </w:r>
+          </w:p>
+        </w:tc>
+        <w:tc>
+          <w:tcPr>
+            <w:tcW w:type="dxa" w:w="2880"/>
+            <w:shd w:val="clear" w:fill="F7F9FC"/>
+            <w:tcMar>
+              <w:top w:w="60" w:type="dxa"/>
+              <w:bottom w:w="60" w:type="dxa"/>
+              <w:left w:w="110" w:type="dxa"/>
+              <w:right w:w="110" w:type="dxa"/>
+            </w:tcMar>
+          </w:tcPr>
+          <w:p>
+            <w:pPr>
+              <w:spacing w:after="0"/>
+            </w:pPr>
+            <w:r/>
+            <w:r>
+              <w:rPr>
+                <w:color w:val="222222"/>
+                <w:sz w:val="18"/>
+              </w:rPr>
+              <w:t>Account recovery</w:t>
+            </w:r>
+          </w:p>
+        </w:tc>
+      </w:tr>
+      <w:tr>
+        <w:tc>
+          <w:tcPr>
+            <w:tcW w:type="dxa" w:w="2448"/>
+            <w:shd w:val="clear" w:fill="FFFFFF"/>
+            <w:tcMar>
+              <w:top w:w="60" w:type="dxa"/>
+              <w:bottom w:w="60" w:type="dxa"/>
+              <w:left w:w="110" w:type="dxa"/>
+              <w:right w:w="110" w:type="dxa"/>
+            </w:tcMar>
+          </w:tcPr>
+          <w:p>
+            <w:pPr>
+              <w:spacing w:after="0"/>
+            </w:pPr>
+            <w:r/>
+            <w:r>
+              <w:rPr>
+                <w:color w:val="222222"/>
+                <w:sz w:val="18"/>
+              </w:rPr>
+              <w:t>Run the automated tests</w:t>
+            </w:r>
+          </w:p>
+        </w:tc>
+        <w:tc>
+          <w:tcPr>
+            <w:tcW w:type="dxa" w:w="4320"/>
+            <w:shd w:val="clear" w:fill="FFFFFF"/>
+            <w:tcMar>
+              <w:top w:w="60" w:type="dxa"/>
+              <w:bottom w:w="60" w:type="dxa"/>
+              <w:left w:w="110" w:type="dxa"/>
+              <w:right w:w="110" w:type="dxa"/>
+            </w:tcMar>
+          </w:tcPr>
+          <w:p>
+            <w:pPr>
+              <w:spacing w:after="0"/>
+            </w:pPr>
+            <w:r/>
+            <w:r>
+              <w:rPr>
+                <w:rFonts w:ascii="Consolas" w:hAnsi="Consolas"/>
+                <w:color w:val="991B1B"/>
+                <w:sz w:val="18"/>
+              </w:rPr>
+              <w:t>python -m pytest</w:t>
+            </w:r>
+          </w:p>
+        </w:tc>
+        <w:tc>
+          <w:tcPr>
+            <w:tcW w:type="dxa" w:w="2880"/>
+            <w:shd w:val="clear" w:fill="FFFFFF"/>
+            <w:tcMar>
+              <w:top w:w="60" w:type="dxa"/>
+              <w:bottom w:w="60" w:type="dxa"/>
+              <w:left w:w="110" w:type="dxa"/>
+              <w:right w:w="110" w:type="dxa"/>
+            </w:tcMar>
+          </w:tcPr>
+          <w:p>
+            <w:pPr>
+              <w:spacing w:after="0"/>
+            </w:pPr>
+            <w:r/>
+            <w:r>
+              <w:rPr>
+                <w:color w:val="222222"/>
+                <w:sz w:val="18"/>
+              </w:rPr>
+              <w:t>Needs requirements-dev.txt</w:t>
+            </w:r>
+          </w:p>
+        </w:tc>
+      </w:tr>
+      <w:tr>
+        <w:tc>
+          <w:tcPr>
+            <w:tcW w:type="dxa" w:w="2448"/>
+            <w:shd w:val="clear" w:fill="F7F9FC"/>
+            <w:tcMar>
+              <w:top w:w="60" w:type="dxa"/>
+              <w:bottom w:w="60" w:type="dxa"/>
+              <w:left w:w="110" w:type="dxa"/>
+              <w:right w:w="110" w:type="dxa"/>
+            </w:tcMar>
+          </w:tcPr>
+          <w:p>
+            <w:pPr>
+              <w:spacing w:after="0"/>
+            </w:pPr>
+            <w:r/>
+            <w:r>
+              <w:rPr>
+                <w:color w:val="222222"/>
+                <w:sz w:val="18"/>
+              </w:rPr>
+              <w:t>See what changed (Git)</w:t>
+            </w:r>
+          </w:p>
+        </w:tc>
+        <w:tc>
+          <w:tcPr>
+            <w:tcW w:type="dxa" w:w="4320"/>
+            <w:shd w:val="clear" w:fill="F7F9FC"/>
+            <w:tcMar>
+              <w:top w:w="60" w:type="dxa"/>
+              <w:bottom w:w="60" w:type="dxa"/>
+              <w:left w:w="110" w:type="dxa"/>
+              <w:right w:w="110" w:type="dxa"/>
+            </w:tcMar>
+          </w:tcPr>
+          <w:p>
+            <w:pPr>
+              <w:spacing w:after="0"/>
+            </w:pPr>
+            <w:r/>
+            <w:r>
+              <w:rPr>
+                <w:rFonts w:ascii="Consolas" w:hAnsi="Consolas"/>
+                <w:color w:val="991B1B"/>
+                <w:sz w:val="18"/>
+              </w:rPr>
+              <w:t>git status</w:t>
+            </w:r>
+          </w:p>
+        </w:tc>
+        <w:tc>
+          <w:tcPr>
+            <w:tcW w:type="dxa" w:w="2880"/>
+            <w:shd w:val="clear" w:fill="F7F9FC"/>
+            <w:tcMar>
+              <w:top w:w="60" w:type="dxa"/>
+              <w:bottom w:w="60" w:type="dxa"/>
+              <w:left w:w="110" w:type="dxa"/>
+              <w:right w:w="110" w:type="dxa"/>
+            </w:tcMar>
+          </w:tcPr>
+          <w:p>
+            <w:pPr>
+              <w:spacing w:after="0"/>
+            </w:pPr>
+            <w:r/>
+            <w:r>
+              <w:rPr>
+                <w:color w:val="222222"/>
+                <w:sz w:val="18"/>
+              </w:rPr>
+            </w:r>
+          </w:p>
+        </w:tc>
+      </w:tr>
+      <w:tr>
+        <w:tc>
+          <w:tcPr>
+            <w:tcW w:type="dxa" w:w="2448"/>
+            <w:shd w:val="clear" w:fill="FFFFFF"/>
+            <w:tcMar>
+              <w:top w:w="60" w:type="dxa"/>
+              <w:bottom w:w="60" w:type="dxa"/>
+              <w:left w:w="110" w:type="dxa"/>
+              <w:right w:w="110" w:type="dxa"/>
+            </w:tcMar>
+          </w:tcPr>
+          <w:p>
+            <w:pPr>
+              <w:spacing w:after="0"/>
+            </w:pPr>
+            <w:r/>
+            <w:r>
+              <w:rPr>
+                <w:color w:val="222222"/>
+                <w:sz w:val="18"/>
+              </w:rPr>
+              <w:t>Save &amp; upload to GitHub</w:t>
+            </w:r>
+          </w:p>
+        </w:tc>
+        <w:tc>
+          <w:tcPr>
+            <w:tcW w:type="dxa" w:w="4320"/>
+            <w:shd w:val="clear" w:fill="FFFFFF"/>
+            <w:tcMar>
+              <w:top w:w="60" w:type="dxa"/>
+              <w:bottom w:w="60" w:type="dxa"/>
+              <w:left w:w="110" w:type="dxa"/>
+              <w:right w:w="110" w:type="dxa"/>
+            </w:tcMar>
+          </w:tcPr>
+          <w:p>
+            <w:pPr>
+              <w:spacing w:after="0"/>
+            </w:pPr>
+            <w:r/>
+            <w:r>
+              <w:rPr>
+                <w:rFonts w:ascii="Consolas" w:hAnsi="Consolas"/>
+                <w:color w:val="991B1B"/>
+                <w:sz w:val="18"/>
+              </w:rPr>
+              <w:t>git add -A</w:t>
+            </w:r>
+          </w:p>
+          <w:p>
+            <w:pPr>
+              <w:spacing w:after="0"/>
+            </w:pPr>
+            <w:r>
+              <w:rPr>
+                <w:rFonts w:ascii="Consolas" w:hAnsi="Consolas"/>
+                <w:color w:val="991B1B"/>
+                <w:sz w:val="18"/>
+              </w:rPr>
+              <w:t>git commit -m "&lt;message&gt;"</w:t>
+            </w:r>
+          </w:p>
+          <w:p>
+            <w:pPr>
+              <w:spacing w:after="0"/>
+            </w:pPr>
+            <w:r>
+              <w:rPr>
+                <w:rFonts w:ascii="Consolas" w:hAnsi="Consolas"/>
+                <w:color w:val="991B1B"/>
+                <w:sz w:val="18"/>
+              </w:rPr>
+              <w:t>git push origin main</w:t>
+            </w:r>
+          </w:p>
+        </w:tc>
+        <w:tc>
+          <w:tcPr>
+            <w:tcW w:type="dxa" w:w="2880"/>
+            <w:shd w:val="clear" w:fill="FFFFFF"/>
+            <w:tcMar>
+              <w:top w:w="60" w:type="dxa"/>
+              <w:bottom w:w="60" w:type="dxa"/>
+              <w:left w:w="110" w:type="dxa"/>
+              <w:right w:w="110" w:type="dxa"/>
+            </w:tcMar>
+          </w:tcPr>
+          <w:p>
+            <w:pPr>
+              <w:spacing w:after="0"/>
+            </w:pPr>
+            <w:r/>
+            <w:r>
+              <w:rPr>
+                <w:color w:val="222222"/>
+                <w:sz w:val="18"/>
+              </w:rPr>
+              <w:t>Three commands, in order</w:t>
+            </w:r>
+          </w:p>
+        </w:tc>
+      </w:tr>
+      <w:tr>
+        <w:tc>
+          <w:tcPr>
+            <w:tcW w:type="dxa" w:w="2448"/>
+            <w:shd w:val="clear" w:fill="F7F9FC"/>
+            <w:tcMar>
+              <w:top w:w="60" w:type="dxa"/>
+              <w:bottom w:w="60" w:type="dxa"/>
+              <w:left w:w="110" w:type="dxa"/>
+              <w:right w:w="110" w:type="dxa"/>
+            </w:tcMar>
+          </w:tcPr>
+          <w:p>
+            <w:pPr>
+              <w:spacing w:after="0"/>
+            </w:pPr>
+            <w:r/>
+            <w:r>
+              <w:rPr>
+                <w:color w:val="222222"/>
+                <w:sz w:val="18"/>
+              </w:rPr>
+              <w:t>Rebuild this document</w:t>
+            </w:r>
+          </w:p>
+        </w:tc>
+        <w:tc>
+          <w:tcPr>
+            <w:tcW w:type="dxa" w:w="4320"/>
+            <w:shd w:val="clear" w:fill="F7F9FC"/>
+            <w:tcMar>
+              <w:top w:w="60" w:type="dxa"/>
+              <w:bottom w:w="60" w:type="dxa"/>
+              <w:left w:w="110" w:type="dxa"/>
+              <w:right w:w="110" w:type="dxa"/>
+            </w:tcMar>
+          </w:tcPr>
+          <w:p>
+            <w:pPr>
+              <w:spacing w:after="0"/>
+            </w:pPr>
+            <w:r/>
+            <w:r>
+              <w:rPr>
+                <w:rFonts w:ascii="Consolas" w:hAnsi="Consolas"/>
+                <w:color w:val="991B1B"/>
+                <w:sz w:val="18"/>
+              </w:rPr>
+              <w:t>python scripts/docs/create_commands_runbook_docx.py</w:t>
             </w:r>
           </w:p>
         </w:tc>
@@ -3402,7 +3714,7 @@
               <w:rPr>
                 <w:sz w:val="20"/>
               </w:rPr>
-              <w:t>After editing any .py file (app.py, ui_theme.py, evidence_integrity.py, memdump_extractor.py), stop the dashboard with Ctrl + C and start it again so every module reloads.</w:t>
+              <w:t>After editing any .py file (app.py or anything in memtriage\), stop the dashboard with Ctrl + C and start it again so every module reloads.</w:t>
             </w:r>
           </w:p>
         </w:tc>
@@ -3431,10 +3743,10 @@
         <w:rPr>
           <w:b/>
         </w:rPr>
-        <w:t xml:space="preserve">1. Case session: </w:t>
+        <w:t xml:space="preserve">0. Sign in: </w:t>
       </w:r>
       <w:r>
-        <w:t>enter the case number and analyst name (both required), optionally unit and notes, then Open case session. The opening time is recorded automatically.</w:t>
+        <w:t>the first start asks you to create the administrator; administrators add analysts on the Users page (temporary password, changed at first sign-in).</w:t>
       </w:r>
     </w:p>
     <w:p>
@@ -3446,7 +3758,37 @@
         <w:rPr>
           <w:b/>
         </w:rPr>
-        <w:t xml:space="preserve">2. Evidence intake: </w:t>
+        <w:t xml:space="preserve">1. Case session: </w:t>
+      </w:r>
+      <w:r>
+        <w:t>enter the case number and who the findings are prepared for (recipient, organisation, purpose, reference), then Open case session. The analyst is your account.</w:t>
+      </w:r>
+    </w:p>
+    <w:p>
+      <w:pPr>
+        <w:pStyle w:val="ListBullet"/>
+        <w:spacing w:after="40"/>
+      </w:pPr>
+      <w:r>
+        <w:rPr>
+          <w:b/>
+        </w:rPr>
+        <w:t xml:space="preserve">2. Evidence origin: </w:t>
+      </w:r>
+      <w:r>
+        <w:t>record where the evidence came from (device, custodian, location, collected by, when, tool) and optionally the hash printed by the acquisition tool.</w:t>
+      </w:r>
+    </w:p>
+    <w:p>
+      <w:pPr>
+        <w:pStyle w:val="ListBullet"/>
+        <w:spacing w:after="40"/>
+      </w:pPr>
+      <w:r>
+        <w:rPr>
+          <w:b/>
+        </w:rPr>
+        <w:t xml:space="preserve">3. Evidence intake: </w:t>
       </w:r>
       <w:r>
         <w:t>choose Sample profile, Volatility CSV (upload) or Memory dump (upload, or paste a path for large dumps), then Extract features for dumps.</w:t>
@@ -3461,7 +3803,7 @@
         <w:rPr>
           <w:b/>
         </w:rPr>
-        <w:t xml:space="preserve">3. Run triage: </w:t>
+        <w:t xml:space="preserve">4. Run triage: </w:t>
       </w:r>
       <w:r>
         <w:t>pick the memory snapshot (row) and press Analyse snapshot. Scan all rows scores every row.</w:t>
@@ -3476,10 +3818,10 @@
         <w:rPr>
           <w:b/>
         </w:rPr>
-        <w:t xml:space="preserve">4. Results tabs: </w:t>
+        <w:t xml:space="preserve">5. Results tabs: </w:t>
       </w:r>
       <w:r>
-        <w:t>Overview, Explainability (SHAP / LIME), Chain of custody, Report, Audit log.</w:t>
+        <w:t>Overview, Explainability (SHAP / LIME), Provenance, Chain of custody, Report, Audit log.</w:t>
       </w:r>
     </w:p>
     <w:p>
@@ -3491,7 +3833,7 @@
         <w:rPr>
           <w:b/>
         </w:rPr>
-        <w:t xml:space="preserve">5. Report: </w:t>
+        <w:t xml:space="preserve">6. Report: </w:t>
       </w:r>
       <w:r>
         <w:t>download the sealed PDF from the Report tab; its SHA-256 is shown underneath.</w:t>
@@ -3506,10 +3848,25 @@
         <w:rPr>
           <w:b/>
         </w:rPr>
-        <w:t xml:space="preserve">6. Finish: </w:t>
+        <w:t xml:space="preserve">7. Finish: </w:t>
       </w:r>
       <w:r>
-        <w:t>press Close case — the closing time is written to the case record and audit log.</w:t>
+        <w:t>press Close case (confirm) — the closing time is written to the case record and audit log. Reopen it later from the Cases page.</w:t>
+      </w:r>
+    </w:p>
+    <w:p>
+      <w:pPr>
+        <w:pStyle w:val="ListBullet"/>
+        <w:spacing w:after="40"/>
+      </w:pPr>
+      <w:r>
+        <w:rPr>
+          <w:b/>
+        </w:rPr>
+        <w:t xml:space="preserve">Help: </w:t>
+      </w:r>
+      <w:r>
+        <w:t>the Help page has a guide, glossary and FAQ; the Assistant button (bottom-right) answers questions offline, including “explain my result”.</w:t>
       </w:r>
     </w:p>
     <w:p>
@@ -3603,7 +3960,7 @@
                 <w:color w:val="991B1B"/>
                 <w:sz w:val="20"/>
               </w:rPr>
-              <w:t>python memdump_extractor.py "C:\Evidence\host01_memory.raw"</w:t>
+              <w:t>python -m memtriage.memdump_extractor "C:\Evidence\host01_memory.raw"</w:t>
             </w:r>
           </w:p>
           <w:p>
@@ -3691,7 +4048,7 @@
                 <w:color w:val="991B1B"/>
                 <w:sz w:val="20"/>
               </w:rPr>
-              <w:t>python memdump_extractor.py "&lt;dump&gt;" --out "&lt;folder&gt;"</w:t>
+              <w:t>python -m memtriage.memdump_extractor "&lt;dump&gt;" --out "&lt;folder&gt;"</w:t>
             </w:r>
           </w:p>
           <w:p>
@@ -5589,7 +5946,113 @@
                 <w:color w:val="222222"/>
                 <w:sz w:val="18"/>
               </w:rPr>
-              <w:t>Audit log: sessions, custody events, verdicts</w:t>
+              <w:t>HMAC-chained audit log: sign-ins, sessions, custody events, verdicts</w:t>
+            </w:r>
+          </w:p>
+        </w:tc>
+      </w:tr>
+      <w:tr>
+        <w:tc>
+          <w:tcPr>
+            <w:tcW w:type="dxa" w:w="4752"/>
+            <w:shd w:val="clear" w:fill="F7F9FC"/>
+            <w:tcMar>
+              <w:top w:w="60" w:type="dxa"/>
+              <w:bottom w:w="60" w:type="dxa"/>
+              <w:left w:w="110" w:type="dxa"/>
+              <w:right w:w="110" w:type="dxa"/>
+            </w:tcMar>
+          </w:tcPr>
+          <w:p>
+            <w:pPr>
+              <w:spacing w:after="0"/>
+            </w:pPr>
+            <w:r/>
+            <w:r>
+              <w:rPr>
+                <w:rFonts w:ascii="Consolas" w:hAnsi="Consolas"/>
+                <w:color w:val="991B1B"/>
+                <w:sz w:val="18"/>
+              </w:rPr>
+              <w:t>logs\archive\</w:t>
+            </w:r>
+          </w:p>
+        </w:tc>
+        <w:tc>
+          <w:tcPr>
+            <w:tcW w:type="dxa" w:w="4896"/>
+            <w:shd w:val="clear" w:fill="F7F9FC"/>
+            <w:tcMar>
+              <w:top w:w="60" w:type="dxa"/>
+              <w:bottom w:w="60" w:type="dxa"/>
+              <w:left w:w="110" w:type="dxa"/>
+              <w:right w:w="110" w:type="dxa"/>
+            </w:tcMar>
+          </w:tcPr>
+          <w:p>
+            <w:pPr>
+              <w:spacing w:after="0"/>
+            </w:pPr>
+            <w:r/>
+            <w:r>
+              <w:rPr>
+                <w:color w:val="222222"/>
+                <w:sz w:val="18"/>
+              </w:rPr>
+              <w:t>Archived audit logs with their verification reports</w:t>
+            </w:r>
+          </w:p>
+        </w:tc>
+      </w:tr>
+      <w:tr>
+        <w:tc>
+          <w:tcPr>
+            <w:tcW w:type="dxa" w:w="4752"/>
+            <w:shd w:val="clear" w:fill="FFFFFF"/>
+            <w:tcMar>
+              <w:top w:w="60" w:type="dxa"/>
+              <w:bottom w:w="60" w:type="dxa"/>
+              <w:left w:w="110" w:type="dxa"/>
+              <w:right w:w="110" w:type="dxa"/>
+            </w:tcMar>
+          </w:tcPr>
+          <w:p>
+            <w:pPr>
+              <w:spacing w:after="0"/>
+            </w:pPr>
+            <w:r/>
+            <w:r>
+              <w:rPr>
+                <w:rFonts w:ascii="Consolas" w:hAnsi="Consolas"/>
+                <w:color w:val="991B1B"/>
+                <w:sz w:val="18"/>
+              </w:rPr>
+              <w:t>keys\</w:t>
+            </w:r>
+          </w:p>
+        </w:tc>
+        <w:tc>
+          <w:tcPr>
+            <w:tcW w:type="dxa" w:w="4896"/>
+            <w:shd w:val="clear" w:fill="FFFFFF"/>
+            <w:tcMar>
+              <w:top w:w="60" w:type="dxa"/>
+              <w:bottom w:w="60" w:type="dxa"/>
+              <w:left w:w="110" w:type="dxa"/>
+              <w:right w:w="110" w:type="dxa"/>
+            </w:tcMar>
+          </w:tcPr>
+          <w:p>
+            <w:pPr>
+              <w:spacing w:after="0"/>
+            </w:pPr>
+            <w:r/>
+            <w:r>
+              <w:rPr>
+                <w:color w:val="222222"/>
+                <w:sz w:val="18"/>
+              </w:rPr>
+              <w:t>Ledger HMAC key and the account store — back up securely, never share</w:t>
             </w:r>
           </w:p>
         </w:tc>
@@ -6063,7 +6526,7 @@
         <w:rPr>
           <w:i w:val="0"/>
         </w:rPr>
-        <w:t>All scripts are run from the project root as: python scripts/&lt;name&gt;.py. Most need data\Obfuscated-MalMem2022.csv (see 2.6).</w:t>
+        <w:t>All scripts are run from the project root as: python scripts/&lt;folder&gt;/&lt;name&gt;.py. Most need data\Obfuscated-MalMem2022.csv (see 2.6).</w:t>
       </w:r>
     </w:p>
     <w:tbl>
@@ -6349,7 +6812,7 @@
                 <w:color w:val="991B1B"/>
                 <w:sz w:val="18"/>
               </w:rPr>
-              <w:t>train_model.py</w:t>
+              <w:t>training/train_model.py</w:t>
             </w:r>
           </w:p>
         </w:tc>
@@ -6427,7 +6890,7 @@
                 <w:color w:val="991B1B"/>
                 <w:sz w:val="18"/>
               </w:rPr>
-              <w:t>train_multiclass.py</w:t>
+              <w:t>training/train_multiclass.py</w:t>
             </w:r>
           </w:p>
         </w:tc>
@@ -6505,7 +6968,7 @@
                 <w:color w:val="991B1B"/>
                 <w:sz w:val="18"/>
               </w:rPr>
-              <w:t>evaluate_model.py</w:t>
+              <w:t>evaluation/evaluate_model.py</w:t>
             </w:r>
           </w:p>
         </w:tc>
@@ -6595,7 +7058,7 @@
                 <w:color w:val="991B1B"/>
                 <w:sz w:val="18"/>
               </w:rPr>
-              <w:t>benchmark.py</w:t>
+              <w:t>evaluation/benchmark.py</w:t>
             </w:r>
           </w:p>
         </w:tc>
@@ -6673,7 +7136,7 @@
                 <w:color w:val="991B1B"/>
                 <w:sz w:val="18"/>
               </w:rPr>
-              <w:t>explain_model.py</w:t>
+              <w:t>evaluation/explain_model.py</w:t>
             </w:r>
           </w:p>
         </w:tc>
@@ -6751,7 +7214,7 @@
                 <w:color w:val="991B1B"/>
                 <w:sz w:val="18"/>
               </w:rPr>
-              <w:t>test_lime.py</w:t>
+              <w:t>evaluation/lime_example.py</w:t>
             </w:r>
           </w:p>
         </w:tc>
@@ -6829,7 +7292,7 @@
                 <w:color w:val="991B1B"/>
                 <w:sz w:val="18"/>
               </w:rPr>
-              <w:t>verify_data_integrity.py</w:t>
+              <w:t>evaluation/verify_data_integrity.py</w:t>
             </w:r>
           </w:p>
         </w:tc>
@@ -6907,7 +7370,7 @@
                 <w:color w:val="991B1B"/>
                 <w:sz w:val="18"/>
               </w:rPr>
-              <w:t>pin_model_hashes.py</w:t>
+              <w:t>admin/manage_users.py</w:t>
             </w:r>
           </w:p>
         </w:tc>
@@ -6932,7 +7395,7 @@
                 <w:color w:val="222222"/>
                 <w:sz w:val="18"/>
               </w:rPr>
-              <w:t>Records the SHA-256 of every model; the dashboard refuses unpinned or modified models</w:t>
+              <w:t>Account recovery: list, create, reset-password, unlock, enable (audited)</w:t>
             </w:r>
           </w:p>
         </w:tc>
@@ -6957,7 +7420,7 @@
                 <w:color w:val="222222"/>
                 <w:sz w:val="18"/>
               </w:rPr>
-              <w:t>models/model_hashes.json (commit it after re-training)</w:t>
+              <w:t>keys/users.json</w:t>
             </w:r>
           </w:p>
         </w:tc>
@@ -6985,7 +7448,7 @@
                 <w:color w:val="991B1B"/>
                 <w:sz w:val="18"/>
               </w:rPr>
-              <w:t>test.py</w:t>
+              <w:t>admin/pin_model_hashes.py</w:t>
             </w:r>
           </w:p>
         </w:tc>
@@ -7010,7 +7473,7 @@
                 <w:color w:val="222222"/>
                 <w:sz w:val="18"/>
               </w:rPr>
-              <w:t>Quick check that the dataset loads and shows the class balance</w:t>
+              <w:t>Records the SHA-256 of every model; the dashboard refuses unpinned or modified models</w:t>
             </w:r>
           </w:p>
         </w:tc>
@@ -7035,7 +7498,7 @@
                 <w:color w:val="222222"/>
                 <w:sz w:val="18"/>
               </w:rPr>
-              <w:t>Console output only</w:t>
+              <w:t>models/model_hashes.json (commit it after re-training)</w:t>
             </w:r>
           </w:p>
         </w:tc>
@@ -7063,7 +7526,7 @@
                 <w:color w:val="991B1B"/>
                 <w:sz w:val="18"/>
               </w:rPr>
-              <w:t>generate_synthetic_threats.py</w:t>
+              <w:t>data/check_class_balance.py</w:t>
             </w:r>
           </w:p>
         </w:tc>
@@ -7088,7 +7551,7 @@
                 <w:color w:val="222222"/>
                 <w:sz w:val="18"/>
               </w:rPr>
-              <w:t>Creates the rootkit, ransomware and cryptominer test profiles</w:t>
+              <w:t>Quick check that the dataset loads and shows the class balance</w:t>
             </w:r>
           </w:p>
         </w:tc>
@@ -7113,7 +7576,7 @@
                 <w:color w:val="222222"/>
                 <w:sz w:val="18"/>
               </w:rPr>
-              <w:t>data/test_samples/fresh_*.csv (overwrites)</w:t>
+              <w:t>Console output only</w:t>
             </w:r>
           </w:p>
         </w:tc>
@@ -7141,7 +7604,7 @@
                 <w:color w:val="991B1B"/>
                 <w:sz w:val="18"/>
               </w:rPr>
-              <w:t>simulate_zeroday.py</w:t>
+              <w:t>data/generate_synthetic_threats.py</w:t>
             </w:r>
           </w:p>
         </w:tc>
@@ -7166,7 +7629,7 @@
                 <w:color w:val="222222"/>
                 <w:sz w:val="18"/>
               </w:rPr>
-              <w:t>Mutates malware rows into a simulated zero-day profile</w:t>
+              <w:t>Creates the rootkit, ransomware and cryptominer test profiles</w:t>
             </w:r>
           </w:p>
         </w:tc>
@@ -7191,7 +7654,7 @@
                 <w:color w:val="222222"/>
                 <w:sz w:val="18"/>
               </w:rPr>
-              <w:t>data/apt_zero_day.csv</w:t>
+              <w:t>data/test_samples/fresh_*.csv (overwrites)</w:t>
             </w:r>
           </w:p>
         </w:tc>
@@ -7219,7 +7682,7 @@
                 <w:color w:val="991B1B"/>
                 <w:sz w:val="18"/>
               </w:rPr>
-              <w:t>extract_real_benign.py</w:t>
+              <w:t>data/simulate_zeroday.py</w:t>
             </w:r>
           </w:p>
         </w:tc>
@@ -7244,7 +7707,7 @@
                 <w:color w:val="222222"/>
                 <w:sz w:val="18"/>
               </w:rPr>
-              <w:t>Copies one benign dataset row as a test profile</w:t>
+              <w:t>Mutates malware rows into a simulated zero-day profile</w:t>
             </w:r>
           </w:p>
         </w:tc>
@@ -7269,7 +7732,7 @@
                 <w:color w:val="222222"/>
                 <w:sz w:val="18"/>
               </w:rPr>
-              <w:t>data/test_samples/real_benign_sample.csv</w:t>
+              <w:t>data/apt_zero_day.csv</w:t>
             </w:r>
           </w:p>
         </w:tc>
@@ -7297,7 +7760,7 @@
                 <w:color w:val="991B1B"/>
                 <w:sz w:val="18"/>
               </w:rPr>
-              <w:t>extract_confident_samples.py</w:t>
+              <w:t>data/extract_real_benign.py</w:t>
             </w:r>
           </w:p>
         </w:tc>
@@ -7322,7 +7785,7 @@
                 <w:color w:val="222222"/>
                 <w:sz w:val="18"/>
               </w:rPr>
-              <w:t>Saves a confidently benign and a confidently malicious row</w:t>
+              <w:t>Copies one benign dataset row as a test profile</w:t>
             </w:r>
           </w:p>
         </w:tc>
@@ -7347,7 +7810,7 @@
                 <w:color w:val="222222"/>
                 <w:sz w:val="18"/>
               </w:rPr>
-              <w:t>data/test_samples/guaranteed_benign.csv, guaranteed_malware.csv</w:t>
+              <w:t>data/test_samples/real_benign_sample.csv</w:t>
             </w:r>
           </w:p>
         </w:tc>
@@ -7375,7 +7838,7 @@
                 <w:color w:val="991B1B"/>
                 <w:sz w:val="18"/>
               </w:rPr>
-              <w:t>generate_report.py</w:t>
+              <w:t>data/extract_confident_samples.py</w:t>
             </w:r>
           </w:p>
         </w:tc>
@@ -7400,7 +7863,7 @@
                 <w:color w:val="222222"/>
                 <w:sz w:val="18"/>
               </w:rPr>
-              <w:t>Standalone example PDF incident brief</w:t>
+              <w:t>Saves a confidently benign and a confidently malicious row</w:t>
             </w:r>
           </w:p>
         </w:tc>
@@ -7425,7 +7888,7 @@
                 <w:color w:val="222222"/>
                 <w:sz w:val="18"/>
               </w:rPr>
-              <w:t>A PDF in outputs/</w:t>
+              <w:t>data/test_samples/guaranteed_benign.csv, guaranteed_malware.csv</w:t>
             </w:r>
           </w:p>
         </w:tc>
@@ -7453,7 +7916,7 @@
                 <w:color w:val="991B1B"/>
                 <w:sz w:val="18"/>
               </w:rPr>
-              <w:t>test_pdf_builder.py</w:t>
+              <w:t>reports/generate_report.py</w:t>
             </w:r>
           </w:p>
         </w:tc>
@@ -7478,7 +7941,7 @@
                 <w:color w:val="222222"/>
                 <w:sz w:val="18"/>
               </w:rPr>
-              <w:t>Tests the PDF layout with SHAP and LIME tables</w:t>
+              <w:t>Standalone example PDF incident brief</w:t>
             </w:r>
           </w:p>
         </w:tc>
@@ -7503,7 +7966,7 @@
                 <w:color w:val="222222"/>
                 <w:sz w:val="18"/>
               </w:rPr>
-              <w:t>outputs/test_full_xai_report.pdf</w:t>
+              <w:t>A PDF in outputs/</w:t>
             </w:r>
           </w:p>
         </w:tc>
@@ -7531,7 +7994,7 @@
                 <w:color w:val="991B1B"/>
                 <w:sz w:val="18"/>
               </w:rPr>
-              <w:t>create_viva_doc.py</w:t>
+              <w:t>reports/pdf_layout_demo.py</w:t>
             </w:r>
           </w:p>
         </w:tc>
@@ -7556,7 +8019,7 @@
                 <w:color w:val="222222"/>
                 <w:sz w:val="18"/>
               </w:rPr>
-              <w:t>Builds the viva preparation guide</w:t>
+              <w:t>Demonstrates the PDF layout with SHAP and LIME tables</w:t>
             </w:r>
           </w:p>
         </w:tc>
@@ -7581,7 +8044,7 @@
                 <w:color w:val="222222"/>
                 <w:sz w:val="18"/>
               </w:rPr>
-              <w:t>Memory_Forensics_AI_Triage_Viva_Defense_Guide.docx</w:t>
+              <w:t>outputs/test_full_xai_report.pdf</w:t>
             </w:r>
           </w:p>
         </w:tc>
@@ -7609,7 +8072,7 @@
                 <w:color w:val="991B1B"/>
                 <w:sz w:val="18"/>
               </w:rPr>
-              <w:t>create_commands_runbook_docx.py</w:t>
+              <w:t>docs/create_viva_doc.py</w:t>
             </w:r>
           </w:p>
         </w:tc>
@@ -7634,7 +8097,7 @@
                 <w:color w:val="222222"/>
                 <w:sz w:val="18"/>
               </w:rPr>
-              <w:t>Builds this document</w:t>
+              <w:t>Builds the viva preparation guide</w:t>
             </w:r>
           </w:p>
         </w:tc>
@@ -7642,6 +8105,84 @@
           <w:tcPr>
             <w:tcW w:type="dxa" w:w="3024"/>
             <w:shd w:val="clear" w:fill="F7F9FC"/>
+            <w:tcMar>
+              <w:top w:w="60" w:type="dxa"/>
+              <w:bottom w:w="60" w:type="dxa"/>
+              <w:left w:w="110" w:type="dxa"/>
+              <w:right w:w="110" w:type="dxa"/>
+            </w:tcMar>
+          </w:tcPr>
+          <w:p>
+            <w:pPr>
+              <w:spacing w:after="0"/>
+            </w:pPr>
+            <w:r/>
+            <w:r>
+              <w:rPr>
+                <w:color w:val="222222"/>
+                <w:sz w:val="18"/>
+              </w:rPr>
+              <w:t>docs/Memory_Forensics_AI_Triage_Viva_Defense_Guide.docx</w:t>
+            </w:r>
+          </w:p>
+        </w:tc>
+      </w:tr>
+      <w:tr>
+        <w:tc>
+          <w:tcPr>
+            <w:tcW w:type="dxa" w:w="2880"/>
+            <w:shd w:val="clear" w:fill="FFFFFF"/>
+            <w:tcMar>
+              <w:top w:w="60" w:type="dxa"/>
+              <w:bottom w:w="60" w:type="dxa"/>
+              <w:left w:w="110" w:type="dxa"/>
+              <w:right w:w="110" w:type="dxa"/>
+            </w:tcMar>
+          </w:tcPr>
+          <w:p>
+            <w:pPr>
+              <w:spacing w:after="0"/>
+            </w:pPr>
+            <w:r/>
+            <w:r>
+              <w:rPr>
+                <w:rFonts w:ascii="Consolas" w:hAnsi="Consolas"/>
+                <w:color w:val="991B1B"/>
+                <w:sz w:val="18"/>
+              </w:rPr>
+              <w:t>docs/create_commands_runbook_docx.py</w:t>
+            </w:r>
+          </w:p>
+        </w:tc>
+        <w:tc>
+          <w:tcPr>
+            <w:tcW w:type="dxa" w:w="3744"/>
+            <w:shd w:val="clear" w:fill="FFFFFF"/>
+            <w:tcMar>
+              <w:top w:w="60" w:type="dxa"/>
+              <w:bottom w:w="60" w:type="dxa"/>
+              <w:left w:w="110" w:type="dxa"/>
+              <w:right w:w="110" w:type="dxa"/>
+            </w:tcMar>
+          </w:tcPr>
+          <w:p>
+            <w:pPr>
+              <w:spacing w:after="0"/>
+            </w:pPr>
+            <w:r/>
+            <w:r>
+              <w:rPr>
+                <w:color w:val="222222"/>
+                <w:sz w:val="18"/>
+              </w:rPr>
+              <w:t>Builds this document</w:t>
+            </w:r>
+          </w:p>
+        </w:tc>
+        <w:tc>
+          <w:tcPr>
+            <w:tcW w:type="dxa" w:w="3024"/>
+            <w:shd w:val="clear" w:fill="FFFFFF"/>
             <w:tcMar>
               <w:top w:w="60" w:type="dxa"/>
               <w:bottom w:w="60" w:type="dxa"/>
@@ -7727,7 +8268,7 @@
                 <w:color w:val="991B1B"/>
                 <w:sz w:val="20"/>
               </w:rPr>
-              <w:t>python scripts/verify_data_integrity.py</w:t>
+              <w:t>python scripts/evaluation/verify_data_integrity.py</w:t>
             </w:r>
           </w:p>
           <w:p>
@@ -7803,7 +8344,7 @@
                 <w:color w:val="991B1B"/>
                 <w:sz w:val="20"/>
               </w:rPr>
-              <w:t>python scripts/test.py</w:t>
+              <w:t>python scripts/data/check_class_balance.py</w:t>
             </w:r>
           </w:p>
           <w:p>
@@ -7879,7 +8420,7 @@
                 <w:color w:val="991B1B"/>
                 <w:sz w:val="20"/>
               </w:rPr>
-              <w:t>python audit_log.py verify</w:t>
+              <w:t>python -m memtriage.audit_log verify</w:t>
             </w:r>
           </w:p>
           <w:p>
@@ -7957,7 +8498,7 @@
                 <w:color w:val="991B1B"/>
                 <w:sz w:val="20"/>
               </w:rPr>
-              <w:t>python evidence_integrity.py verify outputs/cases/&lt;case&gt;/&lt;evidence-id&gt;/custody_manifest.json</w:t>
+              <w:t>python -m memtriage.evidence_integrity verify outputs/cases/&lt;case&gt;/&lt;evidence-id&gt;/custody_manifest.json</w:t>
             </w:r>
           </w:p>
           <w:p>
@@ -8188,11 +8729,11 @@
     </w:p>
     <w:p>
       <w:pPr>
-        <w:pStyle w:val="Heading1"/>
-        <w:spacing w:before="280" w:after="120"/>
+        <w:pStyle w:val="Heading2"/>
+        <w:spacing w:before="200" w:after="120"/>
       </w:pPr>
       <w:r>
-        <w:t>7. Git &amp; GitHub</w:t>
+        <w:t>6.3 Accounts, audit log and automated tests</w:t>
       </w:r>
     </w:p>
     <w:tbl>
@@ -8229,7 +8770,7 @@
                 <w:color w:val="1F3864"/>
                 <w:sz w:val="21"/>
               </w:rPr>
-              <w:t>First time on a computer — set your identity</w:t>
+              <w:t>List dashboard accounts</w:t>
             </w:r>
           </w:p>
           <w:p>
@@ -8243,21 +8784,7 @@
                 <w:color w:val="991B1B"/>
                 <w:sz w:val="20"/>
               </w:rPr>
-              <w:t>git config --global user.name "&lt;Your Name&gt;"</w:t>
-            </w:r>
-          </w:p>
-          <w:p>
-            <w:pPr>
-              <w:spacing w:after="0"/>
-            </w:pPr>
-            <w:r>
-              <w:rPr>
-                <w:rFonts w:ascii="Consolas" w:hAnsi="Consolas"/>
-                <w:b/>
-                <w:color w:val="991B1B"/>
-                <w:sz w:val="20"/>
-              </w:rPr>
-              <w:t>git config --global user.email "&lt;you@example.com&gt;"</w:t>
+              <w:t>python scripts/admin/manage_users.py list</w:t>
             </w:r>
           </w:p>
         </w:tc>
@@ -8302,6 +8829,391 @@
                 <w:color w:val="1F3864"/>
                 <w:sz w:val="21"/>
               </w:rPr>
+              <w:t>Unlock an account / reset a password</w:t>
+            </w:r>
+          </w:p>
+          <w:p>
+            <w:pPr>
+              <w:spacing w:after="0"/>
+            </w:pPr>
+            <w:r>
+              <w:rPr>
+                <w:rFonts w:ascii="Consolas" w:hAnsi="Consolas"/>
+                <w:b/>
+                <w:color w:val="991B1B"/>
+                <w:sz w:val="20"/>
+              </w:rPr>
+              <w:t>python scripts/admin/manage_users.py unlock &lt;username&gt;</w:t>
+            </w:r>
+          </w:p>
+          <w:p>
+            <w:pPr>
+              <w:spacing w:after="0"/>
+            </w:pPr>
+            <w:r>
+              <w:rPr>
+                <w:rFonts w:ascii="Consolas" w:hAnsi="Consolas"/>
+                <w:b/>
+                <w:color w:val="991B1B"/>
+                <w:sz w:val="20"/>
+              </w:rPr>
+              <w:t>python scripts/admin/manage_users.py reset-password &lt;username&gt;</w:t>
+            </w:r>
+          </w:p>
+          <w:p>
+            <w:pPr>
+              <w:spacing w:before="80"/>
+            </w:pPr>
+            <w:r>
+              <w:rPr>
+                <w:color w:val="222222"/>
+                <w:sz w:val="19"/>
+              </w:rPr>
+              <w:t>Use when the only administrator is locked out. Every action is written to the audit log.</w:t>
+            </w:r>
+          </w:p>
+        </w:tc>
+      </w:tr>
+    </w:tbl>
+    <w:p>
+      <w:pPr>
+        <w:spacing w:after="40"/>
+      </w:pPr>
+    </w:p>
+    <w:tbl>
+      <w:tblPr>
+        <w:tblW w:type="auto" w:w="0"/>
+        <w:jc w:val="center"/>
+        <w:tblLook w:firstColumn="1" w:firstRow="1" w:lastColumn="0" w:lastRow="0" w:noHBand="0" w:noVBand="1" w:val="04A0"/>
+      </w:tblPr>
+      <w:tblGrid>
+        <w:gridCol w:w="9648"/>
+      </w:tblGrid>
+      <w:tr>
+        <w:tc>
+          <w:tcPr>
+            <w:tcW w:type="dxa" w:w="9648"/>
+            <w:shd w:val="clear" w:fill="F2F5F9"/>
+            <w:tcMar>
+              <w:top w:w="90" w:type="dxa"/>
+              <w:bottom w:w="90" w:type="dxa"/>
+              <w:left w:w="160" w:type="dxa"/>
+              <w:right w:w="160" w:type="dxa"/>
+            </w:tcMar>
+            <w:tcBorders>
+              <w:left w:val="single" w:sz="24" w:space="0" w:color="1F3864"/>
+              <w:top w:val="nil"/>
+              <w:right w:val="nil"/>
+              <w:bottom w:val="nil"/>
+            </w:tcBorders>
+          </w:tcPr>
+          <w:p>
+            <w:r>
+              <w:rPr>
+                <w:b/>
+                <w:color w:val="1F3864"/>
+                <w:sz w:val="21"/>
+              </w:rPr>
+              <w:t>Archive a broken audit log and start a new chain</w:t>
+            </w:r>
+          </w:p>
+          <w:p>
+            <w:pPr>
+              <w:spacing w:after="0"/>
+            </w:pPr>
+            <w:r>
+              <w:rPr>
+                <w:rFonts w:ascii="Consolas" w:hAnsi="Consolas"/>
+                <w:b/>
+                <w:color w:val="991B1B"/>
+                <w:sz w:val="20"/>
+              </w:rPr>
+              <w:t>python -m memtriage.audit_log archive --reason "&lt;why, at least 10 characters&gt;"</w:t>
+            </w:r>
+          </w:p>
+          <w:p>
+            <w:pPr>
+              <w:spacing w:before="80"/>
+            </w:pPr>
+            <w:r>
+              <w:rPr>
+                <w:color w:val="222222"/>
+                <w:sz w:val="19"/>
+              </w:rPr>
+              <w:t>The old log is kept unchanged in logs\archive\ with a verification report.</w:t>
+            </w:r>
+          </w:p>
+        </w:tc>
+      </w:tr>
+    </w:tbl>
+    <w:p>
+      <w:pPr>
+        <w:spacing w:after="40"/>
+      </w:pPr>
+    </w:p>
+    <w:tbl>
+      <w:tblPr>
+        <w:tblW w:type="auto" w:w="0"/>
+        <w:jc w:val="center"/>
+        <w:tblLook w:firstColumn="1" w:firstRow="1" w:lastColumn="0" w:lastRow="0" w:noHBand="0" w:noVBand="1" w:val="04A0"/>
+      </w:tblPr>
+      <w:tblGrid>
+        <w:gridCol w:w="9648"/>
+      </w:tblGrid>
+      <w:tr>
+        <w:tc>
+          <w:tcPr>
+            <w:tcW w:type="dxa" w:w="9648"/>
+            <w:shd w:val="clear" w:fill="F2F5F9"/>
+            <w:tcMar>
+              <w:top w:w="90" w:type="dxa"/>
+              <w:bottom w:w="90" w:type="dxa"/>
+              <w:left w:w="160" w:type="dxa"/>
+              <w:right w:w="160" w:type="dxa"/>
+            </w:tcMar>
+            <w:tcBorders>
+              <w:left w:val="single" w:sz="24" w:space="0" w:color="1F3864"/>
+              <w:top w:val="nil"/>
+              <w:right w:val="nil"/>
+              <w:bottom w:val="nil"/>
+            </w:tcBorders>
+          </w:tcPr>
+          <w:p>
+            <w:r>
+              <w:rPr>
+                <w:b/>
+                <w:color w:val="1F3864"/>
+                <w:sz w:val="21"/>
+              </w:rPr>
+              <w:t>Install the test tools (once)</w:t>
+            </w:r>
+          </w:p>
+          <w:p>
+            <w:pPr>
+              <w:spacing w:after="0"/>
+            </w:pPr>
+            <w:r>
+              <w:rPr>
+                <w:rFonts w:ascii="Consolas" w:hAnsi="Consolas"/>
+                <w:b/>
+                <w:color w:val="991B1B"/>
+                <w:sz w:val="20"/>
+              </w:rPr>
+              <w:t>pip install -r requirements-dev.txt</w:t>
+            </w:r>
+          </w:p>
+        </w:tc>
+      </w:tr>
+    </w:tbl>
+    <w:p>
+      <w:pPr>
+        <w:spacing w:after="40"/>
+      </w:pPr>
+    </w:p>
+    <w:tbl>
+      <w:tblPr>
+        <w:tblW w:type="auto" w:w="0"/>
+        <w:jc w:val="center"/>
+        <w:tblLook w:firstColumn="1" w:firstRow="1" w:lastColumn="0" w:lastRow="0" w:noHBand="0" w:noVBand="1" w:val="04A0"/>
+      </w:tblPr>
+      <w:tblGrid>
+        <w:gridCol w:w="9648"/>
+      </w:tblGrid>
+      <w:tr>
+        <w:tc>
+          <w:tcPr>
+            <w:tcW w:type="dxa" w:w="9648"/>
+            <w:shd w:val="clear" w:fill="F2F5F9"/>
+            <w:tcMar>
+              <w:top w:w="90" w:type="dxa"/>
+              <w:bottom w:w="90" w:type="dxa"/>
+              <w:left w:w="160" w:type="dxa"/>
+              <w:right w:w="160" w:type="dxa"/>
+            </w:tcMar>
+            <w:tcBorders>
+              <w:left w:val="single" w:sz="24" w:space="0" w:color="1F3864"/>
+              <w:top w:val="nil"/>
+              <w:right w:val="nil"/>
+              <w:bottom w:val="nil"/>
+            </w:tcBorders>
+          </w:tcPr>
+          <w:p>
+            <w:r>
+              <w:rPr>
+                <w:b/>
+                <w:color w:val="1F3864"/>
+                <w:sz w:val="21"/>
+              </w:rPr>
+              <w:t>Run all automated tests</w:t>
+            </w:r>
+          </w:p>
+          <w:p>
+            <w:pPr>
+              <w:spacing w:after="0"/>
+            </w:pPr>
+            <w:r>
+              <w:rPr>
+                <w:rFonts w:ascii="Consolas" w:hAnsi="Consolas"/>
+                <w:b/>
+                <w:color w:val="991B1B"/>
+                <w:sz w:val="20"/>
+              </w:rPr>
+              <w:t>python -m pytest</w:t>
+            </w:r>
+          </w:p>
+          <w:p>
+            <w:pPr>
+              <w:spacing w:before="80"/>
+            </w:pPr>
+            <w:r>
+              <w:rPr>
+                <w:color w:val="222222"/>
+                <w:sz w:val="19"/>
+              </w:rPr>
+              <w:t>Security, integrity, validation, audit-log, account and assistant tests (about 2 minutes).</w:t>
+            </w:r>
+          </w:p>
+          <w:p>
+            <w:r>
+              <w:rPr>
+                <w:b/>
+                <w:color w:val="1F3864"/>
+                <w:sz w:val="19"/>
+              </w:rPr>
+              <w:t xml:space="preserve">You should see: </w:t>
+            </w:r>
+            <w:r>
+              <w:rPr>
+                <w:color w:val="555555"/>
+                <w:sz w:val="19"/>
+              </w:rPr>
+              <w:t>… passed</w:t>
+            </w:r>
+          </w:p>
+        </w:tc>
+      </w:tr>
+    </w:tbl>
+    <w:p>
+      <w:pPr>
+        <w:spacing w:after="40"/>
+      </w:pPr>
+    </w:p>
+    <w:p>
+      <w:pPr>
+        <w:pStyle w:val="Heading1"/>
+        <w:spacing w:before="280" w:after="120"/>
+      </w:pPr>
+      <w:r>
+        <w:t>7. Git &amp; GitHub</w:t>
+      </w:r>
+    </w:p>
+    <w:tbl>
+      <w:tblPr>
+        <w:tblW w:type="auto" w:w="0"/>
+        <w:jc w:val="center"/>
+        <w:tblLook w:firstColumn="1" w:firstRow="1" w:lastColumn="0" w:lastRow="0" w:noHBand="0" w:noVBand="1" w:val="04A0"/>
+      </w:tblPr>
+      <w:tblGrid>
+        <w:gridCol w:w="9648"/>
+      </w:tblGrid>
+      <w:tr>
+        <w:tc>
+          <w:tcPr>
+            <w:tcW w:type="dxa" w:w="9648"/>
+            <w:shd w:val="clear" w:fill="F2F5F9"/>
+            <w:tcMar>
+              <w:top w:w="90" w:type="dxa"/>
+              <w:bottom w:w="90" w:type="dxa"/>
+              <w:left w:w="160" w:type="dxa"/>
+              <w:right w:w="160" w:type="dxa"/>
+            </w:tcMar>
+            <w:tcBorders>
+              <w:left w:val="single" w:sz="24" w:space="0" w:color="1F3864"/>
+              <w:top w:val="nil"/>
+              <w:right w:val="nil"/>
+              <w:bottom w:val="nil"/>
+            </w:tcBorders>
+          </w:tcPr>
+          <w:p>
+            <w:r>
+              <w:rPr>
+                <w:b/>
+                <w:color w:val="1F3864"/>
+                <w:sz w:val="21"/>
+              </w:rPr>
+              <w:t>First time on a computer — set your identity</w:t>
+            </w:r>
+          </w:p>
+          <w:p>
+            <w:pPr>
+              <w:spacing w:after="0"/>
+            </w:pPr>
+            <w:r>
+              <w:rPr>
+                <w:rFonts w:ascii="Consolas" w:hAnsi="Consolas"/>
+                <w:b/>
+                <w:color w:val="991B1B"/>
+                <w:sz w:val="20"/>
+              </w:rPr>
+              <w:t>git config --global user.name "&lt;Your Name&gt;"</w:t>
+            </w:r>
+          </w:p>
+          <w:p>
+            <w:pPr>
+              <w:spacing w:after="0"/>
+            </w:pPr>
+            <w:r>
+              <w:rPr>
+                <w:rFonts w:ascii="Consolas" w:hAnsi="Consolas"/>
+                <w:b/>
+                <w:color w:val="991B1B"/>
+                <w:sz w:val="20"/>
+              </w:rPr>
+              <w:t>git config --global user.email "&lt;you@example.com&gt;"</w:t>
+            </w:r>
+          </w:p>
+        </w:tc>
+      </w:tr>
+    </w:tbl>
+    <w:p>
+      <w:pPr>
+        <w:spacing w:after="40"/>
+      </w:pPr>
+    </w:p>
+    <w:tbl>
+      <w:tblPr>
+        <w:tblW w:type="auto" w:w="0"/>
+        <w:jc w:val="center"/>
+        <w:tblLook w:firstColumn="1" w:firstRow="1" w:lastColumn="0" w:lastRow="0" w:noHBand="0" w:noVBand="1" w:val="04A0"/>
+      </w:tblPr>
+      <w:tblGrid>
+        <w:gridCol w:w="9648"/>
+      </w:tblGrid>
+      <w:tr>
+        <w:tc>
+          <w:tcPr>
+            <w:tcW w:type="dxa" w:w="9648"/>
+            <w:shd w:val="clear" w:fill="F2F5F9"/>
+            <w:tcMar>
+              <w:top w:w="90" w:type="dxa"/>
+              <w:bottom w:w="90" w:type="dxa"/>
+              <w:left w:w="160" w:type="dxa"/>
+              <w:right w:w="160" w:type="dxa"/>
+            </w:tcMar>
+            <w:tcBorders>
+              <w:left w:val="single" w:sz="24" w:space="0" w:color="1F3864"/>
+              <w:top w:val="nil"/>
+              <w:right w:val="nil"/>
+              <w:bottom w:val="nil"/>
+            </w:tcBorders>
+          </w:tcPr>
+          <w:p>
+            <w:r>
+              <w:rPr>
+                <w:b/>
+                <w:color w:val="1F3864"/>
+                <w:sz w:val="21"/>
+              </w:rPr>
               <w:t>Download the project on a new computer</w:t>
             </w:r>
           </w:p>
@@ -9224,7 +10136,7 @@
         <w:rPr>
           <w:i w:val="0"/>
         </w:rPr>
-        <w:t>Not uploaded on purpose (.gitignore): venv\, the dataset CSV, PDFs, outputs\cases\, outputs\extracted\, report .sha256 sidecars, __pycache__ and Word ~$ lock files — evidence and case data should never be public.</w:t>
+        <w:t>Not uploaded on purpose (.gitignore): venv\, the dataset CSV, everything generated in outputs\ (reports, cases, extractions), keys\ (ledger key, accounts), logs\, __pycache__ and Word ~$ lock files — evidence, accounts and case data must never be public.</w:t>
       </w:r>
     </w:p>
     <w:p>
@@ -10376,7 +11288,7 @@
                 <w:color w:val="222222"/>
                 <w:sz w:val="18"/>
               </w:rPr>
-              <w:t>PermissionError when saving a report or document</w:t>
+              <w:t>Signed out unexpectedly</w:t>
             </w:r>
           </w:p>
         </w:tc>
@@ -10401,7 +11313,7 @@
                 <w:color w:val="222222"/>
                 <w:sz w:val="18"/>
               </w:rPr>
-              <w:t>The file is open in a PDF viewer or Word</w:t>
+              <w:t>Page reloaded, 30 minutes idle, or account disabled</w:t>
             </w:r>
           </w:p>
         </w:tc>
@@ -10426,7 +11338,7 @@
                 <w:color w:val="222222"/>
                 <w:sz w:val="18"/>
               </w:rPr>
-              <w:t>Close the file and try again</w:t>
+              <w:t>Sign in again; use the top menu to move between pages</w:t>
             </w:r>
           </w:p>
         </w:tc>
@@ -10453,7 +11365,7 @@
                 <w:color w:val="222222"/>
                 <w:sz w:val="18"/>
               </w:rPr>
-              <w:t>~$…docx files appear</w:t>
+              <w:t>“Invalid username or password” with the right password</w:t>
             </w:r>
           </w:p>
         </w:tc>
@@ -10478,7 +11390,7 @@
                 <w:color w:val="222222"/>
                 <w:sz w:val="18"/>
               </w:rPr>
-              <w:t>Word lock files while a document is open</w:t>
+              <w:t>Account locked after 5 failed attempts</w:t>
             </w:r>
           </w:p>
         </w:tc>
@@ -10486,6 +11398,237 @@
           <w:tcPr>
             <w:tcW w:type="dxa" w:w="3600"/>
             <w:shd w:val="clear" w:fill="F7F9FC"/>
+            <w:tcMar>
+              <w:top w:w="60" w:type="dxa"/>
+              <w:bottom w:w="60" w:type="dxa"/>
+              <w:left w:w="110" w:type="dxa"/>
+              <w:right w:w="110" w:type="dxa"/>
+            </w:tcMar>
+          </w:tcPr>
+          <w:p>
+            <w:pPr>
+              <w:spacing w:after="0"/>
+            </w:pPr>
+            <w:r/>
+            <w:r>
+              <w:rPr>
+                <w:color w:val="222222"/>
+                <w:sz w:val="18"/>
+              </w:rPr>
+              <w:t>Wait 15 minutes, or: python scripts/admin/manage_users.py unlock &lt;username&gt;</w:t>
+            </w:r>
+          </w:p>
+        </w:tc>
+      </w:tr>
+      <w:tr>
+        <w:tc>
+          <w:tcPr>
+            <w:tcW w:type="dxa" w:w="3024"/>
+            <w:shd w:val="clear" w:fill="FFFFFF"/>
+            <w:tcMar>
+              <w:top w:w="60" w:type="dxa"/>
+              <w:bottom w:w="60" w:type="dxa"/>
+              <w:left w:w="110" w:type="dxa"/>
+              <w:right w:w="110" w:type="dxa"/>
+            </w:tcMar>
+          </w:tcPr>
+          <w:p>
+            <w:pPr>
+              <w:spacing w:after="0"/>
+            </w:pPr>
+            <w:r/>
+            <w:r>
+              <w:rPr>
+                <w:color w:val="222222"/>
+                <w:sz w:val="18"/>
+              </w:rPr>
+              <w:t>“Audit log integrity check FAILED”</w:t>
+            </w:r>
+          </w:p>
+        </w:tc>
+        <w:tc>
+          <w:tcPr>
+            <w:tcW w:type="dxa" w:w="3024"/>
+            <w:shd w:val="clear" w:fill="FFFFFF"/>
+            <w:tcMar>
+              <w:top w:w="60" w:type="dxa"/>
+              <w:bottom w:w="60" w:type="dxa"/>
+              <w:left w:w="110" w:type="dxa"/>
+              <w:right w:w="110" w:type="dxa"/>
+            </w:tcMar>
+          </w:tcPr>
+          <w:p>
+            <w:pPr>
+              <w:spacing w:after="0"/>
+            </w:pPr>
+            <w:r/>
+            <w:r>
+              <w:rPr>
+                <w:color w:val="222222"/>
+                <w:sz w:val="18"/>
+              </w:rPr>
+              <w:t>A log line was altered, removed or duplicated</w:t>
+            </w:r>
+          </w:p>
+        </w:tc>
+        <w:tc>
+          <w:tcPr>
+            <w:tcW w:type="dxa" w:w="3600"/>
+            <w:shd w:val="clear" w:fill="FFFFFF"/>
+            <w:tcMar>
+              <w:top w:w="60" w:type="dxa"/>
+              <w:bottom w:w="60" w:type="dxa"/>
+              <w:left w:w="110" w:type="dxa"/>
+              <w:right w:w="110" w:type="dxa"/>
+            </w:tcMar>
+          </w:tcPr>
+          <w:p>
+            <w:pPr>
+              <w:spacing w:after="0"/>
+            </w:pPr>
+            <w:r/>
+            <w:r>
+              <w:rPr>
+                <w:color w:val="222222"/>
+                <w:sz w:val="18"/>
+              </w:rPr>
+              <w:t>Read the diagnosis on the Audit log page; archive the log (section 6.3) — never edit it</w:t>
+            </w:r>
+          </w:p>
+        </w:tc>
+      </w:tr>
+      <w:tr>
+        <w:tc>
+          <w:tcPr>
+            <w:tcW w:type="dxa" w:w="3024"/>
+            <w:shd w:val="clear" w:fill="F7F9FC"/>
+            <w:tcMar>
+              <w:top w:w="60" w:type="dxa"/>
+              <w:bottom w:w="60" w:type="dxa"/>
+              <w:left w:w="110" w:type="dxa"/>
+              <w:right w:w="110" w:type="dxa"/>
+            </w:tcMar>
+          </w:tcPr>
+          <w:p>
+            <w:pPr>
+              <w:spacing w:after="0"/>
+            </w:pPr>
+            <w:r/>
+            <w:r>
+              <w:rPr>
+                <w:color w:val="222222"/>
+                <w:sz w:val="18"/>
+              </w:rPr>
+              <w:t>PermissionError when saving a report or document</w:t>
+            </w:r>
+          </w:p>
+        </w:tc>
+        <w:tc>
+          <w:tcPr>
+            <w:tcW w:type="dxa" w:w="3024"/>
+            <w:shd w:val="clear" w:fill="F7F9FC"/>
+            <w:tcMar>
+              <w:top w:w="60" w:type="dxa"/>
+              <w:bottom w:w="60" w:type="dxa"/>
+              <w:left w:w="110" w:type="dxa"/>
+              <w:right w:w="110" w:type="dxa"/>
+            </w:tcMar>
+          </w:tcPr>
+          <w:p>
+            <w:pPr>
+              <w:spacing w:after="0"/>
+            </w:pPr>
+            <w:r/>
+            <w:r>
+              <w:rPr>
+                <w:color w:val="222222"/>
+                <w:sz w:val="18"/>
+              </w:rPr>
+              <w:t>The file is open in a PDF viewer or Word</w:t>
+            </w:r>
+          </w:p>
+        </w:tc>
+        <w:tc>
+          <w:tcPr>
+            <w:tcW w:type="dxa" w:w="3600"/>
+            <w:shd w:val="clear" w:fill="F7F9FC"/>
+            <w:tcMar>
+              <w:top w:w="60" w:type="dxa"/>
+              <w:bottom w:w="60" w:type="dxa"/>
+              <w:left w:w="110" w:type="dxa"/>
+              <w:right w:w="110" w:type="dxa"/>
+            </w:tcMar>
+          </w:tcPr>
+          <w:p>
+            <w:pPr>
+              <w:spacing w:after="0"/>
+            </w:pPr>
+            <w:r/>
+            <w:r>
+              <w:rPr>
+                <w:color w:val="222222"/>
+                <w:sz w:val="18"/>
+              </w:rPr>
+              <w:t>Close the file and try again</w:t>
+            </w:r>
+          </w:p>
+        </w:tc>
+      </w:tr>
+      <w:tr>
+        <w:tc>
+          <w:tcPr>
+            <w:tcW w:type="dxa" w:w="3024"/>
+            <w:shd w:val="clear" w:fill="FFFFFF"/>
+            <w:tcMar>
+              <w:top w:w="60" w:type="dxa"/>
+              <w:bottom w:w="60" w:type="dxa"/>
+              <w:left w:w="110" w:type="dxa"/>
+              <w:right w:w="110" w:type="dxa"/>
+            </w:tcMar>
+          </w:tcPr>
+          <w:p>
+            <w:pPr>
+              <w:spacing w:after="0"/>
+            </w:pPr>
+            <w:r/>
+            <w:r>
+              <w:rPr>
+                <w:color w:val="222222"/>
+                <w:sz w:val="18"/>
+              </w:rPr>
+              <w:t>~$…docx files appear</w:t>
+            </w:r>
+          </w:p>
+        </w:tc>
+        <w:tc>
+          <w:tcPr>
+            <w:tcW w:type="dxa" w:w="3024"/>
+            <w:shd w:val="clear" w:fill="FFFFFF"/>
+            <w:tcMar>
+              <w:top w:w="60" w:type="dxa"/>
+              <w:bottom w:w="60" w:type="dxa"/>
+              <w:left w:w="110" w:type="dxa"/>
+              <w:right w:w="110" w:type="dxa"/>
+            </w:tcMar>
+          </w:tcPr>
+          <w:p>
+            <w:pPr>
+              <w:spacing w:after="0"/>
+            </w:pPr>
+            <w:r/>
+            <w:r>
+              <w:rPr>
+                <w:color w:val="222222"/>
+                <w:sz w:val="18"/>
+              </w:rPr>
+              <w:t>Word lock files while a document is open</w:t>
+            </w:r>
+          </w:p>
+        </w:tc>
+        <w:tc>
+          <w:tcPr>
+            <w:tcW w:type="dxa" w:w="3600"/>
+            <w:shd w:val="clear" w:fill="FFFFFF"/>
             <w:tcMar>
               <w:top w:w="60" w:type="dxa"/>
               <w:bottom w:w="60" w:type="dxa"/>

--- a/docs/Memory_Forensics_Commands_And_Execution_Runbook.docx
+++ b/docs/Memory_Forensics_Commands_And_Execution_Runbook.docx
@@ -9,7 +9,7 @@
           <w:color w:val="1F3864"/>
           <w:sz w:val="44"/>
         </w:rPr>
-        <w:t>MemTriage XAI — Memory Forensics AI Triage</w:t>
+        <w:t>HazMem — Memory Forensics AI Triage</w:t>
       </w:r>
     </w:p>
     <w:p>
@@ -1055,7 +1055,7 @@
                 <w:color w:val="991B1B"/>
                 <w:sz w:val="18"/>
               </w:rPr>
-              <w:t>python -m memtriage.memdump_extractor "&lt;dump&gt;"</w:t>
+              <w:t>python -m hazmem.memdump_extractor "&lt;dump&gt;"</w:t>
             </w:r>
           </w:p>
         </w:tc>
@@ -1756,7 +1756,7 @@
                 <w:color w:val="991B1B"/>
                 <w:sz w:val="18"/>
               </w:rPr>
-              <w:t>python -m memtriage.audit_log verify</w:t>
+              <w:t>python -m hazmem.audit_log verify</w:t>
             </w:r>
           </w:p>
         </w:tc>
@@ -3714,7 +3714,7 @@
               <w:rPr>
                 <w:sz w:val="20"/>
               </w:rPr>
-              <w:t>After editing any .py file (app.py or anything in memtriage\), stop the dashboard with Ctrl + C and start it again so every module reloads.</w:t>
+              <w:t>After editing any .py file (app.py or anything in hazmem\), stop the dashboard with Ctrl + C and start it again so every module reloads.</w:t>
             </w:r>
           </w:p>
         </w:tc>
@@ -3960,7 +3960,7 @@
                 <w:color w:val="991B1B"/>
                 <w:sz w:val="20"/>
               </w:rPr>
-              <w:t>python -m memtriage.memdump_extractor "C:\Evidence\host01_memory.raw"</w:t>
+              <w:t>python -m hazmem.memdump_extractor "C:\Evidence\host01_memory.raw"</w:t>
             </w:r>
           </w:p>
           <w:p>
@@ -4048,7 +4048,7 @@
                 <w:color w:val="991B1B"/>
                 <w:sz w:val="20"/>
               </w:rPr>
-              <w:t>python -m memtriage.memdump_extractor "&lt;dump&gt;" --out "&lt;folder&gt;"</w:t>
+              <w:t>python -m hazmem.memdump_extractor "&lt;dump&gt;" --out "&lt;folder&gt;"</w:t>
             </w:r>
           </w:p>
           <w:p>
@@ -8420,7 +8420,7 @@
                 <w:color w:val="991B1B"/>
                 <w:sz w:val="20"/>
               </w:rPr>
-              <w:t>python -m memtriage.audit_log verify</w:t>
+              <w:t>python -m hazmem.audit_log verify</w:t>
             </w:r>
           </w:p>
           <w:p>
@@ -8498,7 +8498,7 @@
                 <w:color w:val="991B1B"/>
                 <w:sz w:val="20"/>
               </w:rPr>
-              <w:t>python -m memtriage.evidence_integrity verify outputs/cases/&lt;case&gt;/&lt;evidence-id&gt;/custody_manifest.json</w:t>
+              <w:t>python -m hazmem.evidence_integrity verify outputs/cases/&lt;case&gt;/&lt;evidence-id&gt;/custody_manifest.json</w:t>
             </w:r>
           </w:p>
           <w:p>
@@ -8928,7 +8928,7 @@
                 <w:color w:val="991B1B"/>
                 <w:sz w:val="20"/>
               </w:rPr>
-              <w:t>python -m memtriage.audit_log archive --reason "&lt;why, at least 10 characters&gt;"</w:t>
+              <w:t>python -m hazmem.audit_log archive --reason "&lt;why, at least 10 characters&gt;"</w:t>
             </w:r>
           </w:p>
           <w:p>
@@ -11680,7 +11680,7 @@
         <w:color w:val="555555"/>
         <w:sz w:val="17"/>
       </w:rPr>
-      <w:t xml:space="preserve">MemTriage XAI — Commands &amp; Execution Runbook · Page </w:t>
+      <w:t xml:space="preserve">HazMem — Commands &amp; Execution Runbook · Page </w:t>
     </w:r>
     <w:r>
       <w:rPr>

--- a/docs/Memory_Forensics_Commands_And_Execution_Runbook.docx
+++ b/docs/Memory_Forensics_Commands_And_Execution_Runbook.docx
@@ -3758,10 +3758,10 @@
         <w:rPr>
           <w:b/>
         </w:rPr>
-        <w:t xml:space="preserve">1. Case session: </w:t>
+        <w:t xml:space="preserve">1. Start a case: </w:t>
       </w:r>
       <w:r>
-        <w:t>enter the case number and who the findings are prepared for (recipient, organisation, purpose, reference), then Open case session. The analyst is your account.</w:t>
+        <w:t>enter the case number and the recipient (more details are optional), then Start case. The analyst is your account.</w:t>
       </w:r>
     </w:p>
     <w:p>
@@ -3773,10 +3773,10 @@
         <w:rPr>
           <w:b/>
         </w:rPr>
-        <w:t xml:space="preserve">2. Evidence origin: </w:t>
+        <w:t xml:space="preserve">2. Add evidence: </w:t>
       </w:r>
       <w:r>
-        <w:t>record where the evidence came from (device, custodian, location, collected by, when, tool) and optionally the hash printed by the acquisition tool.</w:t>
+        <w:t>say where it came from (device, who collected it, optional expected hash), then choose Try a sample, Feature file (CSV) or Memory dump (upload, or a path for large dumps).</w:t>
       </w:r>
     </w:p>
     <w:p>
@@ -3788,10 +3788,10 @@
         <w:rPr>
           <w:b/>
         </w:rPr>
-        <w:t xml:space="preserve">3. Evidence intake: </w:t>
+        <w:t xml:space="preserve">3. Analyse: </w:t>
       </w:r>
       <w:r>
-        <w:t>choose Sample profile, Volatility CSV (upload) or Memory dump (upload, or paste a path for large dumps), then Extract features for dumps.</w:t>
+        <w:t>press Analyse evidence (pick a snapshot first if the file has several; Scan all snapshots scores them all).</w:t>
       </w:r>
     </w:p>
     <w:p>
@@ -3803,10 +3803,10 @@
         <w:rPr>
           <w:b/>
         </w:rPr>
-        <w:t xml:space="preserve">4. Run triage: </w:t>
+        <w:t xml:space="preserve">4. Result: </w:t>
       </w:r>
       <w:r>
-        <w:t>pick the memory snapshot (row) and press Analyse snapshot. Scan all rows scores every row.</w:t>
+        <w:t>What it means (plain-English verdict, next steps, main reasons) and Report. Switch on Show technical details in the sidebar for Explainability, Provenance, Chain of custody and Audit log tabs.</w:t>
       </w:r>
     </w:p>
     <w:p>
@@ -3818,22 +3818,7 @@
         <w:rPr>
           <w:b/>
         </w:rPr>
-        <w:t xml:space="preserve">5. Results tabs: </w:t>
-      </w:r>
-      <w:r>
-        <w:t>Overview, Explainability (SHAP / LIME), Provenance, Chain of custody, Report, Audit log.</w:t>
-      </w:r>
-    </w:p>
-    <w:p>
-      <w:pPr>
-        <w:pStyle w:val="ListBullet"/>
-        <w:spacing w:after="40"/>
-      </w:pPr>
-      <w:r>
-        <w:rPr>
-          <w:b/>
-        </w:rPr>
-        <w:t xml:space="preserve">6. Report: </w:t>
+        <w:t xml:space="preserve">5. Report: </w:t>
       </w:r>
       <w:r>
         <w:t>download the sealed PDF from the Report tab; its SHA-256 is shown underneath.</w:t>
@@ -3848,7 +3833,7 @@
         <w:rPr>
           <w:b/>
         </w:rPr>
-        <w:t xml:space="preserve">7. Finish: </w:t>
+        <w:t xml:space="preserve">6. Finish: </w:t>
       </w:r>
       <w:r>
         <w:t>press Close case (confirm) — the closing time is written to the case record and audit log. Reopen it later from the Cases page.</w:t>
@@ -4184,7 +4169,7 @@
                 <w:color w:val="222222"/>
                 <w:sz w:val="18"/>
               </w:rPr>
-              <w:t>The 55 features — load this in the dashboard as a Volatility CSV</w:t>
+              <w:t>The 55 features — load this in the dashboard as a Feature file (CSV)</w:t>
             </w:r>
           </w:p>
         </w:tc>

--- a/docs/Memory_Forensics_Commands_And_Execution_Runbook.docx
+++ b/docs/Memory_Forensics_Commands_And_Execution_Runbook.docx
@@ -1496,7 +1496,7 @@
                 <w:color w:val="222222"/>
                 <w:sz w:val="18"/>
               </w:rPr>
-              <w:t>Train the model</w:t>
+              <w:t>Train + honestly evaluate all models</w:t>
             </w:r>
           </w:p>
         </w:tc>
@@ -1522,7 +1522,7 @@
                 <w:color w:val="991B1B"/>
                 <w:sz w:val="18"/>
               </w:rPr>
-              <w:t>python scripts/training/train_model.py</w:t>
+              <w:t>python scripts/training/train_models.py</w:t>
             </w:r>
           </w:p>
         </w:tc>
@@ -1547,7 +1547,7 @@
                 <w:color w:val="222222"/>
                 <w:sz w:val="18"/>
               </w:rPr>
-              <w:t>⚠ Overwrites the dashboard model</w:t>
+              <w:t>⚠ Replaces the dashboard models (re-pins hashes)</w:t>
             </w:r>
           </w:p>
         </w:tc>
@@ -1574,7 +1574,7 @@
                 <w:color w:val="222222"/>
                 <w:sz w:val="18"/>
               </w:rPr>
-              <w:t>Evaluate models</w:t>
+              <w:t>Compare model types</w:t>
             </w:r>
           </w:p>
         </w:tc>
@@ -1625,7 +1625,7 @@
                 <w:color w:val="222222"/>
                 <w:sz w:val="18"/>
               </w:rPr>
-              <w:t>⚠ Also overwrites the model</w:t>
+              <w:t>Random split; plots only</w:t>
             </w:r>
           </w:p>
         </w:tc>
@@ -6553,7 +6553,7 @@
               <w:rPr>
                 <w:sz w:val="20"/>
               </w:rPr>
-              <w:t>train_model.py and evaluate_model.py both OVERWRITE models\random_forest_model.pkl — the model the dashboard uses. Back it up first (command below). There is no script in the project that re-creates models\isolation_forest.pkl, so never delete that file.</w:t>
+              <w:t>train_models.py REPLACES all three models in models\ (binary, Isolation Forest and malware type) and re-pins their hashes. Back them up first (command below) if you want to compare.</w:t>
             </w:r>
           </w:p>
         </w:tc>
@@ -6797,7 +6797,7 @@
                 <w:color w:val="991B1B"/>
                 <w:sz w:val="18"/>
               </w:rPr>
-              <w:t>training/train_model.py</w:t>
+              <w:t>training/train_models.py</w:t>
             </w:r>
           </w:p>
         </w:tc>
@@ -6822,7 +6822,7 @@
                 <w:color w:val="222222"/>
                 <w:sz w:val="18"/>
               </w:rPr>
-              <w:t>Trains the binary Random Forest (100 trees) on a random 80/20 split and prints test accuracy</w:t>
+              <w:t>Removes duplicates, evaluates honestly (grouped by sample, unseen families, one-rule shortcut check) and trains all three models; re-pins the hashes (~5 min)</w:t>
             </w:r>
           </w:p>
         </w:tc>
@@ -6847,7 +6847,19 @@
                 <w:color w:val="222222"/>
                 <w:sz w:val="18"/>
               </w:rPr>
-              <w:t>⚠ models/random_forest_model.pkl</w:t>
+              <w:t>⚠ models/*.pkl, models/model_card.json, model_hashes.json</w:t>
+            </w:r>
+          </w:p>
+          <w:p>
+            <w:pPr>
+              <w:spacing w:after="0"/>
+            </w:pPr>
+            <w:r>
+              <w:rPr>
+                <w:color w:val="222222"/>
+                <w:sz w:val="18"/>
+              </w:rPr>
+              <w:t>docs/results/honest_evaluation.md/.csv</w:t>
             </w:r>
           </w:p>
         </w:tc>
@@ -6875,7 +6887,7 @@
                 <w:color w:val="991B1B"/>
                 <w:sz w:val="18"/>
               </w:rPr>
-              <w:t>training/train_multiclass.py</w:t>
+              <w:t>training/train_model.py, train_multiclass.py</w:t>
             </w:r>
           </w:p>
         </w:tc>
@@ -6900,7 +6912,7 @@
                 <w:color w:val="222222"/>
                 <w:sz w:val="18"/>
               </w:rPr>
-              <w:t>Trains a Benign / Spyware / Ransomware / Trojan model (not used by the dashboard)</w:t>
+              <w:t>Superseded - they stop and point to train_models.py</w:t>
             </w:r>
           </w:p>
         </w:tc>
@@ -6925,7 +6937,7 @@
                 <w:color w:val="222222"/>
                 <w:sz w:val="18"/>
               </w:rPr>
-              <w:t>models/multiclass_random_forest.pkl</w:t>
+              <w:t>Nothing</w:t>
             </w:r>
           </w:p>
         </w:tc>
@@ -6978,7 +6990,7 @@
                 <w:color w:val="222222"/>
                 <w:sz w:val="18"/>
               </w:rPr>
-              <w:t>Cross-validation, compares models, draws the plots, saves the best model</w:t>
+              <w:t>Compares model types on a random split and draws the plots (no longer saves a model)</w:t>
             </w:r>
           </w:p>
         </w:tc>
@@ -7004,18 +7016,6 @@
                 <w:sz w:val="18"/>
               </w:rPr>
               <w:t>outputs/model_comparison.csv, confusion_matrix.png, roc_curve.png</w:t>
-            </w:r>
-          </w:p>
-          <w:p>
-            <w:pPr>
-              <w:spacing w:after="0"/>
-            </w:pPr>
-            <w:r>
-              <w:rPr>
-                <w:color w:val="222222"/>
-                <w:sz w:val="18"/>
-              </w:rPr>
-              <w:t>⚠ models/random_forest_model.pkl</w:t>
             </w:r>
           </w:p>
         </w:tc>
@@ -8550,7 +8550,7 @@
               <w:rPr>
                 <w:sz w:val="20"/>
               </w:rPr>
-              <w:t>The ~100% accuracy printed by train_model.py / evaluate_model.py comes from a random split and is optimistic: near-identical snapshots of the same sample appear in both training and test data, and the model relies heavily on service/driver counts. See the README “Known Limitations”.</w:t>
+              <w:t>Even the honest grouped score (99.93%) mostly reflects the dataset: one rule on the number of services scores 99.66% because all clean data comes from one machine. Read docs/results/honest_evaluation.md and the README “Known limitations” before quoting accuracy.</w:t>
             </w:r>
           </w:p>
         </w:tc>
